--- a/courts/ninth-circuit/california/federal/northern-district/answer/usage/OUTPUT-answer.docx
+++ b/courts/ninth-circuit/california/federal/northern-district/answer/usage/OUTPUT-answer.docx
@@ -224,9 +224,7 @@
         <w:t xml:space="preserve"> </w:t>
       </w:r>
       <w:r>
-        <w:t xml:space="preserve">565</w:t>
-        <w:noBreakHyphen/>
-        <w:t xml:space="preserve">2900</w:t>
+        <w:t xml:space="preserve">565-⁠2900</w:t>
       </w:r>
     </w:p>
     <w:p>
@@ -248,9 +246,7 @@
         <w:t xml:space="preserve"> </w:t>
       </w:r>
       <w:r>
-        <w:t xml:space="preserve">920</w:t>
-        <w:noBreakHyphen/>
-        <w:t xml:space="preserve">4402</w:t>
+        <w:t xml:space="preserve">920-⁠4402</w:t>
       </w:r>
     </w:p>
     <w:p>
@@ -496,9 +492,7 @@
                     <w:t xml:space="preserve"> </w:t>
                   </w:r>
                   <w:r>
-                    <w:t xml:space="preserve">1</w:t>
-                    <w:noBreakHyphen/>
-                    <w:t xml:space="preserve">10,</w:t>
+                    <w:t xml:space="preserve">1-⁠10,</w:t>
                   </w:r>
                   <w:r>
                     <w:t xml:space="preserve"> </w:t>
@@ -545,9 +539,7 @@
               <w:t xml:space="preserve">Case No. </w:t>
             </w:r>
             <w:r>
-              <w:t xml:space="preserve">26-cv</w:t>
-              <w:noBreakHyphen/>
-              <w:t xml:space="preserve">07387-EKL</w:t>
+              <w:t xml:space="preserve">26-cv-⁠07387-EKL</w:t>
             </w:r>
           </w:p>
           <w:p>
@@ -6959,9 +6951,7 @@
         <w:sz w:val="20"/>
         <w:szCs w:val="20"/>
       </w:rPr>
-      <w:t xml:space="preserve">CASE NO. 26-cv</w:t>
-      <w:noBreakHyphen/>
-      <w:t xml:space="preserve">07387-EKL</w:t>
+      <w:t xml:space="preserve">CASE NO. 26-cv-⁠07387-EKL</w:t>
     </w:r>
   </w:p>
 </w:ftr>
